--- a/4. RESULTADOS/03_primer_eslabon_medidas/T02_primer_eslabon_cinco_medidas.docx
+++ b/4. RESULTADOS/03_primer_eslabon_medidas/T02_primer_eslabon_cinco_medidas.docx
@@ -934,7 +934,7 @@
                 <w:szCs w:val="22"/>
                 <w:color w:val="000000"/>
               </w:rPr>
-              <w:t xml:space="preserve">0.0891</w:t>
+              <w:t xml:space="preserve">0.0835</w:t>
             </w:r>
           </w:p>
         </w:tc>
@@ -989,7 +989,7 @@
                 <w:szCs w:val="22"/>
                 <w:color w:val="000000"/>
               </w:rPr>
-              <w:t xml:space="preserve">0.0077</w:t>
+              <w:t xml:space="preserve">0.0063</w:t>
             </w:r>
           </w:p>
         </w:tc>
@@ -1154,7 +1154,7 @@
                 <w:szCs w:val="22"/>
                 <w:color w:val="000000"/>
               </w:rPr>
-              <w:t xml:space="preserve">0.0739</w:t>
+              <w:t xml:space="preserve">0.0711</w:t>
             </w:r>
           </w:p>
         </w:tc>
@@ -1209,7 +1209,7 @@
                 <w:szCs w:val="22"/>
                 <w:color w:val="000000"/>
               </w:rPr>
-              <w:t xml:space="preserve">0.1042</w:t>
+              <w:t xml:space="preserve">0.0958</w:t>
             </w:r>
           </w:p>
         </w:tc>
@@ -1264,7 +1264,7 @@
                 <w:szCs w:val="22"/>
                 <w:color w:val="000000"/>
               </w:rPr>
-              <w:t xml:space="preserve">8.9070</w:t>
+              <w:t xml:space="preserve">8.3478</w:t>
             </w:r>
           </w:p>
         </w:tc>
@@ -1319,7 +1319,7 @@
                 <w:szCs w:val="22"/>
                 <w:color w:val="000000"/>
               </w:rPr>
-              <w:t xml:space="preserve">4,837</w:t>
+              <w:t xml:space="preserve">4,979</w:t>
             </w:r>
           </w:p>
         </w:tc>
@@ -1374,7 +1374,7 @@
                 <w:szCs w:val="22"/>
                 <w:color w:val="000000"/>
               </w:rPr>
-              <w:t xml:space="preserve">0.0775</w:t>
+              <w:t xml:space="preserve">0.0731</w:t>
             </w:r>
           </w:p>
         </w:tc>
@@ -1599,7 +1599,7 @@
                 <w:szCs w:val="22"/>
                 <w:color w:val="000000"/>
               </w:rPr>
-              <w:t xml:space="preserve">0.0406</w:t>
+              <w:t xml:space="preserve">0.0352</w:t>
             </w:r>
           </w:p>
         </w:tc>
@@ -1654,7 +1654,7 @@
                 <w:szCs w:val="22"/>
                 <w:color w:val="000000"/>
               </w:rPr>
-              <w:t xml:space="preserve">0.0065</w:t>
+              <w:t xml:space="preserve">0.0051</w:t>
             </w:r>
           </w:p>
         </w:tc>
@@ -1819,7 +1819,7 @@
                 <w:szCs w:val="22"/>
                 <w:color w:val="000000"/>
               </w:rPr>
-              <w:t xml:space="preserve">0.0278</w:t>
+              <w:t xml:space="preserve">0.0252</w:t>
             </w:r>
           </w:p>
         </w:tc>
@@ -1874,7 +1874,7 @@
                 <w:szCs w:val="22"/>
                 <w:color w:val="000000"/>
               </w:rPr>
-              <w:t xml:space="preserve">0.0534</w:t>
+              <w:t xml:space="preserve">0.0453</w:t>
             </w:r>
           </w:p>
         </w:tc>
@@ -1929,7 +1929,7 @@
                 <w:szCs w:val="22"/>
                 <w:color w:val="000000"/>
               </w:rPr>
-              <w:t xml:space="preserve">4.0578</w:t>
+              <w:t xml:space="preserve">3.5236</w:t>
             </w:r>
           </w:p>
         </w:tc>
@@ -1984,7 +1984,7 @@
                 <w:szCs w:val="22"/>
                 <w:color w:val="000000"/>
               </w:rPr>
-              <w:t xml:space="preserve">4,837</w:t>
+              <w:t xml:space="preserve">4,979</w:t>
             </w:r>
           </w:p>
         </w:tc>
@@ -2039,7 +2039,7 @@
                 <w:szCs w:val="22"/>
                 <w:color w:val="000000"/>
               </w:rPr>
-              <w:t xml:space="preserve">0.0169</w:t>
+              <w:t xml:space="preserve">0.0148</w:t>
             </w:r>
           </w:p>
         </w:tc>
@@ -2264,7 +2264,7 @@
                 <w:szCs w:val="22"/>
                 <w:color w:val="000000"/>
               </w:rPr>
-              <w:t xml:space="preserve">0.0369</w:t>
+              <w:t xml:space="preserve">0.0330</w:t>
             </w:r>
           </w:p>
         </w:tc>
@@ -2319,7 +2319,7 @@
                 <w:szCs w:val="22"/>
                 <w:color w:val="000000"/>
               </w:rPr>
-              <w:t xml:space="preserve">0.0056</w:t>
+              <w:t xml:space="preserve">0.0049</w:t>
             </w:r>
           </w:p>
         </w:tc>
@@ -2484,7 +2484,7 @@
                 <w:szCs w:val="22"/>
                 <w:color w:val="000000"/>
               </w:rPr>
-              <w:t xml:space="preserve">0.0259</w:t>
+              <w:t xml:space="preserve">0.0233</w:t>
             </w:r>
           </w:p>
         </w:tc>
@@ -2539,7 +2539,7 @@
                 <w:szCs w:val="22"/>
                 <w:color w:val="000000"/>
               </w:rPr>
-              <w:t xml:space="preserve">0.0478</w:t>
+              <w:t xml:space="preserve">0.0426</w:t>
             </w:r>
           </w:p>
         </w:tc>
@@ -2594,7 +2594,7 @@
                 <w:szCs w:val="22"/>
                 <w:color w:val="000000"/>
               </w:rPr>
-              <w:t xml:space="preserve">3.6875</w:t>
+              <w:t xml:space="preserve">3.2962</w:t>
             </w:r>
           </w:p>
         </w:tc>
@@ -2649,7 +2649,7 @@
                 <w:szCs w:val="22"/>
                 <w:color w:val="000000"/>
               </w:rPr>
-              <w:t xml:space="preserve">4,837</w:t>
+              <w:t xml:space="preserve">4,979</w:t>
             </w:r>
           </w:p>
         </w:tc>
@@ -2704,7 +2704,7 @@
                 <w:szCs w:val="22"/>
                 <w:color w:val="000000"/>
               </w:rPr>
-              <w:t xml:space="preserve">0.0161</w:t>
+              <w:t xml:space="preserve">0.0143</w:t>
             </w:r>
           </w:p>
         </w:tc>
@@ -2929,7 +2929,7 @@
                 <w:szCs w:val="22"/>
                 <w:color w:val="000000"/>
               </w:rPr>
-              <w:t xml:space="preserve">0.0290</w:t>
+              <w:t xml:space="preserve">0.0287</w:t>
             </w:r>
           </w:p>
         </w:tc>
@@ -2984,7 +2984,7 @@
                 <w:szCs w:val="22"/>
                 <w:color w:val="000000"/>
               </w:rPr>
-              <w:t xml:space="preserve">0.0051</w:t>
+              <w:t xml:space="preserve">0.0048</w:t>
             </w:r>
           </w:p>
         </w:tc>
@@ -3149,7 +3149,7 @@
                 <w:szCs w:val="22"/>
                 <w:color w:val="000000"/>
               </w:rPr>
-              <w:t xml:space="preserve">0.0190</w:t>
+              <w:t xml:space="preserve">0.0193</w:t>
             </w:r>
           </w:p>
         </w:tc>
@@ -3204,7 +3204,7 @@
                 <w:szCs w:val="22"/>
                 <w:color w:val="000000"/>
               </w:rPr>
-              <w:t xml:space="preserve">0.0391</w:t>
+              <w:t xml:space="preserve">0.0381</w:t>
             </w:r>
           </w:p>
         </w:tc>
@@ -3259,7 +3259,7 @@
                 <w:szCs w:val="22"/>
                 <w:color w:val="000000"/>
               </w:rPr>
-              <w:t xml:space="preserve">2.9047</w:t>
+              <w:t xml:space="preserve">2.8663</w:t>
             </w:r>
           </w:p>
         </w:tc>
@@ -3314,7 +3314,7 @@
                 <w:szCs w:val="22"/>
                 <w:color w:val="000000"/>
               </w:rPr>
-              <w:t xml:space="preserve">4,837</w:t>
+              <w:t xml:space="preserve">4,979</w:t>
             </w:r>
           </w:p>
         </w:tc>
@@ -3369,7 +3369,7 @@
                 <w:szCs w:val="22"/>
                 <w:color w:val="000000"/>
               </w:rPr>
-              <w:t xml:space="preserve">0.0134</w:t>
+              <w:t xml:space="preserve">0.0123</w:t>
             </w:r>
           </w:p>
         </w:tc>
@@ -3594,7 +3594,7 @@
                 <w:szCs w:val="22"/>
                 <w:color w:val="000000"/>
               </w:rPr>
-              <w:t xml:space="preserve">0.0001</w:t>
+              <w:t xml:space="preserve">0.0019</w:t>
             </w:r>
           </w:p>
         </w:tc>
@@ -3649,7 +3649,7 @@
                 <w:szCs w:val="22"/>
                 <w:color w:val="000000"/>
               </w:rPr>
-              <w:t xml:space="preserve">0.0061</w:t>
+              <w:t xml:space="preserve">0.0059</w:t>
             </w:r>
           </w:p>
         </w:tc>
@@ -3704,7 +3704,7 @@
                 <w:szCs w:val="22"/>
                 <w:color w:val="000000"/>
               </w:rPr>
-              <w:t xml:space="preserve">0.9898</w:t>
+              <w:t xml:space="preserve">0.7513</w:t>
             </w:r>
           </w:p>
         </w:tc>
@@ -3814,7 +3814,7 @@
                 <w:szCs w:val="22"/>
                 <w:color w:val="000000"/>
               </w:rPr>
-              <w:t xml:space="preserve">-0.0119</w:t>
+              <w:t xml:space="preserve">-0.0098</w:t>
             </w:r>
           </w:p>
         </w:tc>
@@ -3869,7 +3869,7 @@
                 <w:szCs w:val="22"/>
                 <w:color w:val="000000"/>
               </w:rPr>
-              <w:t xml:space="preserve">0.0121</w:t>
+              <w:t xml:space="preserve">0.0135</w:t>
             </w:r>
           </w:p>
         </w:tc>
@@ -3924,7 +3924,7 @@
                 <w:szCs w:val="22"/>
                 <w:color w:val="000000"/>
               </w:rPr>
-              <w:t xml:space="preserve">0.0078</w:t>
+              <w:t xml:space="preserve">0.1882</w:t>
             </w:r>
           </w:p>
         </w:tc>
@@ -3979,7 +3979,7 @@
                 <w:szCs w:val="22"/>
                 <w:color w:val="000000"/>
               </w:rPr>
-              <w:t xml:space="preserve">4,837</w:t>
+              <w:t xml:space="preserve">4,979</w:t>
             </w:r>
           </w:p>
         </w:tc>
@@ -4034,7 +4034,7 @@
                 <w:szCs w:val="22"/>
                 <w:color w:val="000000"/>
               </w:rPr>
-              <w:t xml:space="preserve">0.0043</w:t>
+              <w:t xml:space="preserve">0.0023</w:t>
             </w:r>
           </w:p>
         </w:tc>
@@ -4259,7 +4259,7 @@
                 <w:szCs w:val="22"/>
                 <w:color w:val="000000"/>
               </w:rPr>
-              <w:t xml:space="preserve">0.0960</w:t>
+              <w:t xml:space="preserve">0.0904</w:t>
             </w:r>
           </w:p>
         </w:tc>
@@ -4314,7 +4314,7 @@
                 <w:szCs w:val="22"/>
                 <w:color w:val="000000"/>
               </w:rPr>
-              <w:t xml:space="preserve">0.0076</w:t>
+              <w:t xml:space="preserve">0.0062</w:t>
             </w:r>
           </w:p>
         </w:tc>
@@ -4479,7 +4479,7 @@
                 <w:szCs w:val="22"/>
                 <w:color w:val="000000"/>
               </w:rPr>
-              <w:t xml:space="preserve">0.0811</w:t>
+              <w:t xml:space="preserve">0.0783</w:t>
             </w:r>
           </w:p>
         </w:tc>
@@ -4534,7 +4534,7 @@
                 <w:szCs w:val="22"/>
                 <w:color w:val="000000"/>
               </w:rPr>
-              <w:t xml:space="preserve">0.1109</w:t>
+              <w:t xml:space="preserve">0.1025</w:t>
             </w:r>
           </w:p>
         </w:tc>
@@ -4589,7 +4589,7 @@
                 <w:szCs w:val="22"/>
                 <w:color w:val="000000"/>
               </w:rPr>
-              <w:t xml:space="preserve">9.5974</w:t>
+              <w:t xml:space="preserve">9.0400</w:t>
             </w:r>
           </w:p>
         </w:tc>
@@ -4644,7 +4644,7 @@
                 <w:szCs w:val="22"/>
                 <w:color w:val="000000"/>
               </w:rPr>
-              <w:t xml:space="preserve">5,942</w:t>
+              <w:t xml:space="preserve">6,017</w:t>
             </w:r>
           </w:p>
         </w:tc>
@@ -4699,7 +4699,7 @@
                 <w:szCs w:val="22"/>
                 <w:color w:val="000000"/>
               </w:rPr>
-              <w:t xml:space="preserve">0.0847</w:t>
+              <w:t xml:space="preserve">0.0790</w:t>
             </w:r>
           </w:p>
         </w:tc>
@@ -4759,7 +4759,7 @@
                 <w:szCs w:val="22"/>
                 <w:color w:val="000000"/>
               </w:rPr>
-              <w:t xml:space="preserve">Golpe C (nivel salarial, 3 categorías)</w:t>
+              <w:t xml:space="preserve">Golpe A (armónica ponderada)</w:t>
             </w:r>
           </w:p>
         </w:tc>
@@ -4924,7 +4924,7 @@
                 <w:szCs w:val="22"/>
                 <w:color w:val="000000"/>
               </w:rPr>
-              <w:t xml:space="preserve">0.0356</w:t>
+              <w:t xml:space="preserve">0.0319</w:t>
             </w:r>
           </w:p>
         </w:tc>
@@ -4979,7 +4979,7 @@
                 <w:szCs w:val="22"/>
                 <w:color w:val="000000"/>
               </w:rPr>
-              <w:t xml:space="preserve">0.0051</w:t>
+              <w:t xml:space="preserve">0.0046</w:t>
             </w:r>
           </w:p>
         </w:tc>
@@ -5144,7 +5144,7 @@
                 <w:szCs w:val="22"/>
                 <w:color w:val="000000"/>
               </w:rPr>
-              <w:t xml:space="preserve">0.0257</w:t>
+              <w:t xml:space="preserve">0.0228</w:t>
             </w:r>
           </w:p>
         </w:tc>
@@ -5199,7 +5199,7 @@
                 <w:szCs w:val="22"/>
                 <w:color w:val="000000"/>
               </w:rPr>
-              <w:t xml:space="preserve">0.0456</w:t>
+              <w:t xml:space="preserve">0.0410</w:t>
             </w:r>
           </w:p>
         </w:tc>
@@ -5254,7 +5254,7 @@
                 <w:szCs w:val="22"/>
                 <w:color w:val="000000"/>
               </w:rPr>
-              <w:t xml:space="preserve">3.5640</w:t>
+              <w:t xml:space="preserve">3.1902</w:t>
             </w:r>
           </w:p>
         </w:tc>
@@ -5309,7 +5309,7 @@
                 <w:szCs w:val="22"/>
                 <w:color w:val="000000"/>
               </w:rPr>
-              <w:t xml:space="preserve">5,577</w:t>
+              <w:t xml:space="preserve">5,599</w:t>
             </w:r>
           </w:p>
         </w:tc>
@@ -5364,7 +5364,7 @@
                 <w:szCs w:val="22"/>
                 <w:color w:val="000000"/>
               </w:rPr>
-              <w:t xml:space="preserve">0.0130</w:t>
+              <w:t xml:space="preserve">0.0120</w:t>
             </w:r>
           </w:p>
         </w:tc>
@@ -5424,7 +5424,7 @@
                 <w:szCs w:val="22"/>
                 <w:color w:val="000000"/>
               </w:rPr>
-              <w:t xml:space="preserve">Golpe A (armónica ponderada)</w:t>
+              <w:t xml:space="preserve">Golpe C (nivel salarial, 3 categorías)</w:t>
             </w:r>
           </w:p>
         </w:tc>
@@ -5589,7 +5589,7 @@
                 <w:szCs w:val="22"/>
                 <w:color w:val="000000"/>
               </w:rPr>
-              <w:t xml:space="preserve">0.0346</w:t>
+              <w:t xml:space="preserve">0.0309</w:t>
             </w:r>
           </w:p>
         </w:tc>
@@ -5644,7 +5644,7 @@
                 <w:szCs w:val="22"/>
                 <w:color w:val="000000"/>
               </w:rPr>
-              <w:t xml:space="preserve">0.0052</w:t>
+              <w:t xml:space="preserve">0.0048</w:t>
             </w:r>
           </w:p>
         </w:tc>
@@ -5809,7 +5809,7 @@
                 <w:szCs w:val="22"/>
                 <w:color w:val="000000"/>
               </w:rPr>
-              <w:t xml:space="preserve">0.0245</w:t>
+              <w:t xml:space="preserve">0.0215</w:t>
             </w:r>
           </w:p>
         </w:tc>
@@ -5864,7 +5864,7 @@
                 <w:szCs w:val="22"/>
                 <w:color w:val="000000"/>
               </w:rPr>
-              <w:t xml:space="preserve">0.0447</w:t>
+              <w:t xml:space="preserve">0.0404</w:t>
             </w:r>
           </w:p>
         </w:tc>
@@ -5919,7 +5919,7 @@
                 <w:szCs w:val="22"/>
                 <w:color w:val="000000"/>
               </w:rPr>
-              <w:t xml:space="preserve">3.4585</w:t>
+              <w:t xml:space="preserve">3.0944</w:t>
             </w:r>
           </w:p>
         </w:tc>
@@ -5974,7 +5974,7 @@
                 <w:szCs w:val="22"/>
                 <w:color w:val="000000"/>
               </w:rPr>
-              <w:t xml:space="preserve">5,572</w:t>
+              <w:t xml:space="preserve">5,599</w:t>
             </w:r>
           </w:p>
         </w:tc>
@@ -6029,7 +6029,7 @@
                 <w:szCs w:val="22"/>
                 <w:color w:val="000000"/>
               </w:rPr>
-              <w:t xml:space="preserve">0.0132</w:t>
+              <w:t xml:space="preserve">0.0113</w:t>
             </w:r>
           </w:p>
         </w:tc>
@@ -6254,7 +6254,7 @@
                 <w:szCs w:val="22"/>
                 <w:color w:val="000000"/>
               </w:rPr>
-              <w:t xml:space="preserve">0.0298</w:t>
+              <w:t xml:space="preserve">0.0287</w:t>
             </w:r>
           </w:p>
         </w:tc>
@@ -6309,7 +6309,7 @@
                 <w:szCs w:val="22"/>
                 <w:color w:val="000000"/>
               </w:rPr>
-              <w:t xml:space="preserve">0.0051</w:t>
+              <w:t xml:space="preserve">0.0048</w:t>
             </w:r>
           </w:p>
         </w:tc>
@@ -6474,7 +6474,7 @@
                 <w:szCs w:val="22"/>
                 <w:color w:val="000000"/>
               </w:rPr>
-              <w:t xml:space="preserve">0.0198</w:t>
+              <w:t xml:space="preserve">0.0193</w:t>
             </w:r>
           </w:p>
         </w:tc>
@@ -6529,7 +6529,7 @@
                 <w:szCs w:val="22"/>
                 <w:color w:val="000000"/>
               </w:rPr>
-              <w:t xml:space="preserve">0.0399</w:t>
+              <w:t xml:space="preserve">0.0381</w:t>
             </w:r>
           </w:p>
         </w:tc>
@@ -6584,7 +6584,7 @@
                 <w:szCs w:val="22"/>
                 <w:color w:val="000000"/>
               </w:rPr>
-              <w:t xml:space="preserve">2.9832</w:t>
+              <w:t xml:space="preserve">2.8663</w:t>
             </w:r>
           </w:p>
         </w:tc>
@@ -6639,7 +6639,7 @@
                 <w:szCs w:val="22"/>
                 <w:color w:val="000000"/>
               </w:rPr>
-              <w:t xml:space="preserve">4,863</w:t>
+              <w:t xml:space="preserve">4,979</w:t>
             </w:r>
           </w:p>
         </w:tc>
@@ -6694,7 +6694,7 @@
                 <w:szCs w:val="22"/>
                 <w:color w:val="000000"/>
               </w:rPr>
-              <w:t xml:space="preserve">0.0152</w:t>
+              <w:t xml:space="preserve">0.0123</w:t>
             </w:r>
           </w:p>
         </w:tc>
@@ -6919,7 +6919,7 @@
                 <w:szCs w:val="22"/>
                 <w:color w:val="000000"/>
               </w:rPr>
-              <w:t xml:space="preserve">0.0019</w:t>
+              <w:t xml:space="preserve">0.0017</w:t>
             </w:r>
           </w:p>
         </w:tc>
@@ -6974,7 +6974,7 @@
                 <w:szCs w:val="22"/>
                 <w:color w:val="000000"/>
               </w:rPr>
-              <w:t xml:space="preserve">0.0051</w:t>
+              <w:t xml:space="preserve">0.0050</w:t>
             </w:r>
           </w:p>
         </w:tc>
@@ -7029,7 +7029,7 @@
                 <w:szCs w:val="22"/>
                 <w:color w:val="000000"/>
               </w:rPr>
-              <w:t xml:space="preserve">0.7033</w:t>
+              <w:t xml:space="preserve">0.7357</w:t>
             </w:r>
           </w:p>
         </w:tc>
@@ -7139,7 +7139,7 @@
                 <w:szCs w:val="22"/>
                 <w:color w:val="000000"/>
               </w:rPr>
-              <w:t xml:space="preserve">-0.0080</w:t>
+              <w:t xml:space="preserve">-0.0082</w:t>
             </w:r>
           </w:p>
         </w:tc>
@@ -7194,7 +7194,7 @@
                 <w:szCs w:val="22"/>
                 <w:color w:val="000000"/>
               </w:rPr>
-              <w:t xml:space="preserve">0.0119</w:t>
+              <w:t xml:space="preserve">0.0116</w:t>
             </w:r>
           </w:p>
         </w:tc>
@@ -7249,7 +7249,7 @@
                 <w:szCs w:val="22"/>
                 <w:color w:val="000000"/>
               </w:rPr>
-              <w:t xml:space="preserve">0.1934</w:t>
+              <w:t xml:space="preserve">0.1701</w:t>
             </w:r>
           </w:p>
         </w:tc>
@@ -7359,7 +7359,7 @@
                 <w:szCs w:val="22"/>
                 <w:color w:val="000000"/>
               </w:rPr>
-              <w:t xml:space="preserve">0.0006</w:t>
+              <w:t xml:space="preserve">0.0002</w:t>
             </w:r>
           </w:p>
         </w:tc>
